--- a/example_articles/occupations/Food Service/1.occupations_Food Service_Other_publisher.docx
+++ b/example_articles/occupations/Food Service/1.occupations_Food Service_Other_publisher.docx
@@ -27,17 +27,17 @@
     </w:p>
     <w:p>
       <w:r>
-        <w:t>Source File: Other publishers/Files (500) (25).DOCX</w:t>
+        <w:t>Source file: Other publishers/Files (500) (25).DOCX</w:t>
       </w:r>
     </w:p>
     <w:p>
       <w:r>
-        <w:t>Raw locations result: ['Hong Kong']</w:t>
+        <w:t>Raw occupations result, 'occupations': ['Food Service']</w:t>
       </w:r>
     </w:p>
     <w:p>
       <w:r>
-        <w:t>occupations_stand_flat (Standardized): Food Service</w:t>
+        <w:t>Standardized occupations result, 'occupations_stand_flat': Food Service</w:t>
       </w:r>
     </w:p>
     <w:p>
